--- a/Node Js.docx
+++ b/Node Js.docx
@@ -1,6 +1,6 @@
 
 <file path=word/document.xml><?xml version="1.0" encoding="utf-8"?>
-<w:document xmlns:wpc="http://schemas.microsoft.com/office/word/2010/wordprocessingCanvas" xmlns:cx="http://schemas.microsoft.com/office/drawing/2014/chartex" xmlns:cx1="http://schemas.microsoft.com/office/drawing/2015/9/8/chartex" xmlns:cx2="http://schemas.microsoft.com/office/drawing/2015/10/21/chartex" xmlns:cx3="http://schemas.microsoft.com/office/drawing/2016/5/9/chartex" xmlns:cx4="http://schemas.microsoft.com/office/drawing/2016/5/10/chartex" xmlns:cx5="http://schemas.microsoft.com/office/drawing/2016/5/11/chartex" xmlns:cx6="http://schemas.microsoft.com/office/drawing/2016/5/12/chartex" xmlns:cx7="http://schemas.microsoft.com/office/drawing/2016/5/13/chartex" xmlns:cx8="http://schemas.microsoft.com/office/drawing/2016/5/14/chartex" xmlns:mc="http://schemas.openxmlformats.org/markup-compatibility/2006" xmlns:aink="http://schemas.microsoft.com/office/drawing/2016/ink" xmlns:am3d="http://schemas.microsoft.com/office/drawing/2017/model3d" xmlns:o="urn:schemas-microsoft-com:office:office" xmlns:oel="http://schemas.microsoft.com/office/2019/extlst" xmlns:r="http://schemas.openxmlformats.org/officeDocument/2006/relationships" xmlns:m="http://schemas.openxmlformats.org/officeDocument/2006/math" xmlns:v="urn:schemas-microsoft-com:vml" xmlns:wp14="http://schemas.microsoft.com/office/word/2010/wordprocessingDrawing" xmlns:wp="http://schemas.openxmlformats.org/drawingml/2006/wordprocessingDrawing" xmlns:w10="urn:schemas-microsoft-com:office:word" xmlns:w="http://schemas.openxmlformats.org/wordprocessingml/2006/main" xmlns:w14="http://schemas.microsoft.com/office/word/2010/wordml" xmlns:w15="http://schemas.microsoft.com/office/word/2012/wordml" xmlns:w16cex="http://schemas.microsoft.com/office/word/2018/wordml/cex" xmlns:w16cid="http://schemas.microsoft.com/office/word/2016/wordml/cid" xmlns:w16="http://schemas.microsoft.com/office/word/2018/wordml" xmlns:w16sdtdh="http://schemas.microsoft.com/office/word/2020/wordml/sdtdatahash" xmlns:w16se="http://schemas.microsoft.com/office/word/2015/wordml/symex" xmlns:wpg="http://schemas.microsoft.com/office/word/2010/wordprocessingGroup" xmlns:wpi="http://schemas.microsoft.com/office/word/2010/wordprocessingInk" xmlns:wne="http://schemas.microsoft.com/office/word/2006/wordml" xmlns:wps="http://schemas.microsoft.com/office/word/2010/wordprocessingShape" mc:Ignorable="w14 w15 w16se w16cid w16 w16cex w16sdtdh wp14">
+<w:document xmlns:wpc="http://schemas.microsoft.com/office/word/2010/wordprocessingCanvas" xmlns:cx="http://schemas.microsoft.com/office/drawing/2014/chartex" xmlns:cx1="http://schemas.microsoft.com/office/drawing/2015/9/8/chartex" xmlns:cx2="http://schemas.microsoft.com/office/drawing/2015/10/21/chartex" xmlns:cx3="http://schemas.microsoft.com/office/drawing/2016/5/9/chartex" xmlns:cx4="http://schemas.microsoft.com/office/drawing/2016/5/10/chartex" xmlns:cx5="http://schemas.microsoft.com/office/drawing/2016/5/11/chartex" xmlns:cx6="http://schemas.microsoft.com/office/drawing/2016/5/12/chartex" xmlns:cx7="http://schemas.microsoft.com/office/drawing/2016/5/13/chartex" xmlns:cx8="http://schemas.microsoft.com/office/drawing/2016/5/14/chartex" xmlns:mc="http://schemas.openxmlformats.org/markup-compatibility/2006" xmlns:aink="http://schemas.microsoft.com/office/drawing/2016/ink" xmlns:am3d="http://schemas.microsoft.com/office/drawing/2017/model3d" xmlns:o="urn:schemas-microsoft-com:office:office" xmlns:r="http://schemas.openxmlformats.org/officeDocument/2006/relationships" xmlns:m="http://schemas.openxmlformats.org/officeDocument/2006/math" xmlns:v="urn:schemas-microsoft-com:vml" xmlns:wp14="http://schemas.microsoft.com/office/word/2010/wordprocessingDrawing" xmlns:wp="http://schemas.openxmlformats.org/drawingml/2006/wordprocessingDrawing" xmlns:w10="urn:schemas-microsoft-com:office:word" xmlns:w="http://schemas.openxmlformats.org/wordprocessingml/2006/main" xmlns:w14="http://schemas.microsoft.com/office/word/2010/wordml" xmlns:w15="http://schemas.microsoft.com/office/word/2012/wordml" xmlns:w16cex="http://schemas.microsoft.com/office/word/2018/wordml/cex" xmlns:w16cid="http://schemas.microsoft.com/office/word/2016/wordml/cid" xmlns:w16="http://schemas.microsoft.com/office/word/2018/wordml" xmlns:w16se="http://schemas.microsoft.com/office/word/2015/wordml/symex" xmlns:wpg="http://schemas.microsoft.com/office/word/2010/wordprocessingGroup" xmlns:wpi="http://schemas.microsoft.com/office/word/2010/wordprocessingInk" xmlns:wne="http://schemas.microsoft.com/office/word/2006/wordml" xmlns:wps="http://schemas.microsoft.com/office/word/2010/wordprocessingShape" mc:Ignorable="w14 w15 w16se w16cid w16 w16cex wp14">
   <w:body>
     <w:p>
       <w:pPr>
@@ -268,8 +268,13 @@
       </w:r>
     </w:p>
     <w:p>
-      <w:r>
-        <w:t xml:space="preserve">Jika </w:t>
+      <w:proofErr w:type="spellStart"/>
+      <w:r>
+        <w:t>Jika</w:t>
+      </w:r>
+      <w:proofErr w:type="spellEnd"/>
+      <w:r>
+        <w:t xml:space="preserve"> </w:t>
       </w:r>
       <w:proofErr w:type="spellStart"/>
       <w:r>
@@ -350,8 +355,13 @@
       </w:r>
     </w:p>
     <w:p>
-      <w:r>
-        <w:t xml:space="preserve">Bisa </w:t>
+      <w:proofErr w:type="spellStart"/>
+      <w:r>
+        <w:t>Bisa</w:t>
+      </w:r>
+      <w:proofErr w:type="spellEnd"/>
+      <w:r>
+        <w:t xml:space="preserve"> </w:t>
       </w:r>
       <w:proofErr w:type="spellStart"/>
       <w:r>
@@ -439,7 +449,15 @@
       </w:r>
       <w:proofErr w:type="spellEnd"/>
       <w:r>
-        <w:t xml:space="preserve"> dua file </w:t>
+        <w:t xml:space="preserve"> </w:t>
+      </w:r>
+      <w:proofErr w:type="spellStart"/>
+      <w:r>
+        <w:t>dua</w:t>
+      </w:r>
+      <w:proofErr w:type="spellEnd"/>
+      <w:r>
+        <w:t xml:space="preserve"> file </w:t>
       </w:r>
       <w:proofErr w:type="spellStart"/>
       <w:r>
@@ -1071,12 +1089,10 @@
     </w:p>
     <w:p>
       <w:proofErr w:type="spellStart"/>
-      <w:proofErr w:type="gramStart"/>
       <w:r>
         <w:t>Npm</w:t>
       </w:r>
       <w:proofErr w:type="spellEnd"/>
-      <w:proofErr w:type="gramEnd"/>
       <w:r>
         <w:t xml:space="preserve"> I express</w:t>
       </w:r>
@@ -1141,8 +1157,13 @@
       </w:r>
     </w:p>
     <w:p>
-      <w:r>
-        <w:t xml:space="preserve">Masuk </w:t>
+      <w:proofErr w:type="spellStart"/>
+      <w:r>
+        <w:t>Masuk</w:t>
+      </w:r>
+      <w:proofErr w:type="spellEnd"/>
+      <w:r>
+        <w:t xml:space="preserve"> </w:t>
       </w:r>
       <w:proofErr w:type="spellStart"/>
       <w:r>
@@ -1695,8 +1716,13 @@
       </w:r>
       <w:proofErr w:type="spellEnd"/>
       <w:r>
-        <w:t xml:space="preserve"> Server Node.js Kamu</w:t>
-      </w:r>
+        <w:t xml:space="preserve"> Server Node.js </w:t>
+      </w:r>
+      <w:proofErr w:type="spellStart"/>
+      <w:r>
+        <w:t>Kamu</w:t>
+      </w:r>
+      <w:proofErr w:type="spellEnd"/>
     </w:p>
     <w:p/>
     <w:p>
@@ -1857,13 +1883,8 @@
     <w:p/>
     <w:p>
       <w:r>
-        <w:t>```</w:t>
-      </w:r>
-      <w:proofErr w:type="spellStart"/>
-      <w:r>
-        <w:t>json</w:t>
-      </w:r>
-      <w:proofErr w:type="spellEnd"/>
+        <w:t>```json</w:t>
+      </w:r>
     </w:p>
     <w:p>
       <w:r>
@@ -2221,13 +2242,8 @@
     <w:p/>
     <w:p>
       <w:r>
-        <w:t>```</w:t>
-      </w:r>
-      <w:proofErr w:type="spellStart"/>
-      <w:r>
-        <w:t>json</w:t>
-      </w:r>
-      <w:proofErr w:type="spellEnd"/>
+        <w:t>```json</w:t>
+      </w:r>
     </w:p>
     <w:p>
       <w:r>
@@ -2553,13 +2569,8 @@
     <w:p/>
     <w:p>
       <w:r>
-        <w:t>```</w:t>
-      </w:r>
-      <w:proofErr w:type="spellStart"/>
-      <w:r>
-        <w:t>json</w:t>
-      </w:r>
-      <w:proofErr w:type="spellEnd"/>
+        <w:t>```json</w:t>
+      </w:r>
     </w:p>
     <w:p>
       <w:r>
@@ -2911,7 +2922,15 @@
       </w:r>
       <w:proofErr w:type="spellEnd"/>
       <w:r>
-        <w:t xml:space="preserve"> Jadi Error </w:t>
+        <w:t xml:space="preserve"> </w:t>
+      </w:r>
+      <w:proofErr w:type="spellStart"/>
+      <w:r>
+        <w:t>Jadi</w:t>
+      </w:r>
+      <w:proofErr w:type="spellEnd"/>
+      <w:r>
+        <w:t xml:space="preserve"> Error </w:t>
       </w:r>
       <w:r>
         <w:rPr>
@@ -3288,8 +3307,13 @@
       </w:r>
     </w:p>
     <w:p>
-      <w:r>
-        <w:t xml:space="preserve">Tapi </w:t>
+      <w:proofErr w:type="spellStart"/>
+      <w:r>
+        <w:t>Tapi</w:t>
+      </w:r>
+      <w:proofErr w:type="spellEnd"/>
+      <w:r>
+        <w:t xml:space="preserve"> </w:t>
       </w:r>
       <w:proofErr w:type="spellStart"/>
       <w:r>
@@ -3414,7 +3438,15 @@
     </w:p>
     <w:p>
       <w:r>
-        <w:t xml:space="preserve">* Bisa di-build </w:t>
+        <w:t xml:space="preserve">* </w:t>
+      </w:r>
+      <w:proofErr w:type="spellStart"/>
+      <w:r>
+        <w:t>Bisa</w:t>
+      </w:r>
+      <w:proofErr w:type="spellEnd"/>
+      <w:r>
+        <w:t xml:space="preserve"> di-build </w:t>
       </w:r>
       <w:proofErr w:type="spellStart"/>
       <w:r>
@@ -3465,21 +3497,21 @@
       </w:r>
       <w:proofErr w:type="spellEnd"/>
       <w:r>
-        <w:t xml:space="preserve"> </w:t>
-      </w:r>
-      <w:proofErr w:type="spellStart"/>
-      <w:r>
-        <w:t>bantu</w:t>
-      </w:r>
-      <w:proofErr w:type="spellEnd"/>
-      <w:r>
-        <w:t>:</w:t>
+        <w:t xml:space="preserve"> bantu:</w:t>
       </w:r>
     </w:p>
     <w:p/>
     <w:p>
       <w:r>
-        <w:t xml:space="preserve">* Integrasi </w:t>
+        <w:t xml:space="preserve">* </w:t>
+      </w:r>
+      <w:proofErr w:type="spellStart"/>
+      <w:r>
+        <w:t>Integrasi</w:t>
+      </w:r>
+      <w:proofErr w:type="spellEnd"/>
+      <w:r>
+        <w:t xml:space="preserve"> </w:t>
       </w:r>
       <w:proofErr w:type="spellStart"/>
       <w:r>
@@ -3568,17 +3600,89 @@
       </w:r>
     </w:p>
     <w:p/>
+    <w:p>
+      <w:pPr>
+        <w:pStyle w:val="Heading1"/>
+      </w:pPr>
+      <w:r>
+        <w:t xml:space="preserve">Authentication </w:t>
+      </w:r>
+      <w:r>
+        <w:t xml:space="preserve">Login </w:t>
+      </w:r>
+      <w:r>
+        <w:t>Authorization Middleware (Role)</w:t>
+      </w:r>
+      <w:r>
+        <w:t xml:space="preserve">, Register, </w:t>
+      </w:r>
+      <w:proofErr w:type="spellStart"/>
+      <w:r>
+        <w:t>Jwt.sign</w:t>
+      </w:r>
+      <w:proofErr w:type="spellEnd"/>
+      <w:r>
+        <w:t xml:space="preserve"> dan cookie dan refresh </w:t>
+      </w:r>
+      <w:proofErr w:type="spellStart"/>
+      <w:r>
+        <w:t>tokent</w:t>
+      </w:r>
+      <w:proofErr w:type="spellEnd"/>
+      <w:r>
+        <w:t>.</w:t>
+      </w:r>
+    </w:p>
+    <w:p/>
+    <w:p>
+      <w:proofErr w:type="gramStart"/>
+      <w:r>
+        <w:t>Flow :</w:t>
+      </w:r>
+      <w:proofErr w:type="gramEnd"/>
+      <w:r>
+        <w:t xml:space="preserve"> </w:t>
+      </w:r>
+      <w:r>
+        <w:t>Login-View -&gt; Route web ( Post ) -&gt; controller -&gt; Model -&gt; sequence (SQL ) di table user -&gt;</w:t>
+      </w:r>
+      <w:r>
+        <w:t xml:space="preserve"> controller  get </w:t>
+      </w:r>
+      <w:proofErr w:type="spellStart"/>
+      <w:r>
+        <w:t>jwt.sign</w:t>
+      </w:r>
+      <w:proofErr w:type="spellEnd"/>
+      <w:r>
+        <w:t xml:space="preserve"> refresh token &amp; </w:t>
+      </w:r>
+      <w:proofErr w:type="spellStart"/>
+      <w:r>
+        <w:t>jwt.sign</w:t>
+      </w:r>
+      <w:proofErr w:type="spellEnd"/>
+      <w:r>
+        <w:t xml:space="preserve"> </w:t>
+      </w:r>
+      <w:proofErr w:type="spellStart"/>
+      <w:r>
+        <w:t>acces</w:t>
+      </w:r>
+      <w:proofErr w:type="spellEnd"/>
+      <w:r>
+        <w:t xml:space="preserve"> token -&gt; model upload refresh token -&gt; controller redirect.</w:t>
+      </w:r>
+      <w:bookmarkStart w:id="0" w:name="_GoBack"/>
+      <w:bookmarkEnd w:id="0"/>
+    </w:p>
     <w:p/>
     <w:p/>
-    <w:p/>
-    <w:p/>
-    <w:p/>
-    <w:p>
-      <w:pPr>
-        <w:pStyle w:val="ListParagraph"/>
-      </w:pPr>
-    </w:p>
-    <w:p/>
+    <w:p>
+      <w:r>
+        <w:t xml:space="preserve"> </w:t>
+      </w:r>
+    </w:p>
     <w:sectPr>
       <w:pgSz w:w="11906" w:h="16838"/>
       <w:pgMar w:top="1440" w:right="1440" w:bottom="1440" w:left="1440" w:header="708" w:footer="708" w:gutter="0"/>
@@ -3590,7 +3694,7 @@
 </file>
 
 <file path=word/numbering.xml><?xml version="1.0" encoding="utf-8"?>
-<w:numbering xmlns:wpc="http://schemas.microsoft.com/office/word/2010/wordprocessingCanvas" xmlns:cx="http://schemas.microsoft.com/office/drawing/2014/chartex" xmlns:cx1="http://schemas.microsoft.com/office/drawing/2015/9/8/chartex" xmlns:cx2="http://schemas.microsoft.com/office/drawing/2015/10/21/chartex" xmlns:cx3="http://schemas.microsoft.com/office/drawing/2016/5/9/chartex" xmlns:cx4="http://schemas.microsoft.com/office/drawing/2016/5/10/chartex" xmlns:cx5="http://schemas.microsoft.com/office/drawing/2016/5/11/chartex" xmlns:cx6="http://schemas.microsoft.com/office/drawing/2016/5/12/chartex" xmlns:cx7="http://schemas.microsoft.com/office/drawing/2016/5/13/chartex" xmlns:cx8="http://schemas.microsoft.com/office/drawing/2016/5/14/chartex" xmlns:mc="http://schemas.openxmlformats.org/markup-compatibility/2006" xmlns:aink="http://schemas.microsoft.com/office/drawing/2016/ink" xmlns:am3d="http://schemas.microsoft.com/office/drawing/2017/model3d" xmlns:o="urn:schemas-microsoft-com:office:office" xmlns:oel="http://schemas.microsoft.com/office/2019/extlst" xmlns:r="http://schemas.openxmlformats.org/officeDocument/2006/relationships" xmlns:m="http://schemas.openxmlformats.org/officeDocument/2006/math" xmlns:v="urn:schemas-microsoft-com:vml" xmlns:wp14="http://schemas.microsoft.com/office/word/2010/wordprocessingDrawing" xmlns:wp="http://schemas.openxmlformats.org/drawingml/2006/wordprocessingDrawing" xmlns:w10="urn:schemas-microsoft-com:office:word" xmlns:w="http://schemas.openxmlformats.org/wordprocessingml/2006/main" xmlns:w14="http://schemas.microsoft.com/office/word/2010/wordml" xmlns:w15="http://schemas.microsoft.com/office/word/2012/wordml" xmlns:w16cex="http://schemas.microsoft.com/office/word/2018/wordml/cex" xmlns:w16cid="http://schemas.microsoft.com/office/word/2016/wordml/cid" xmlns:w16="http://schemas.microsoft.com/office/word/2018/wordml" xmlns:w16sdtdh="http://schemas.microsoft.com/office/word/2020/wordml/sdtdatahash" xmlns:w16se="http://schemas.microsoft.com/office/word/2015/wordml/symex" xmlns:wpg="http://schemas.microsoft.com/office/word/2010/wordprocessingGroup" xmlns:wpi="http://schemas.microsoft.com/office/word/2010/wordprocessingInk" xmlns:wne="http://schemas.microsoft.com/office/word/2006/wordml" xmlns:wps="http://schemas.microsoft.com/office/word/2010/wordprocessingShape" mc:Ignorable="w14 w15 w16se w16cid w16 w16cex w16sdtdh wp14">
+<w:numbering xmlns:wpc="http://schemas.microsoft.com/office/word/2010/wordprocessingCanvas" xmlns:cx="http://schemas.microsoft.com/office/drawing/2014/chartex" xmlns:cx1="http://schemas.microsoft.com/office/drawing/2015/9/8/chartex" xmlns:cx2="http://schemas.microsoft.com/office/drawing/2015/10/21/chartex" xmlns:cx3="http://schemas.microsoft.com/office/drawing/2016/5/9/chartex" xmlns:cx4="http://schemas.microsoft.com/office/drawing/2016/5/10/chartex" xmlns:cx5="http://schemas.microsoft.com/office/drawing/2016/5/11/chartex" xmlns:cx6="http://schemas.microsoft.com/office/drawing/2016/5/12/chartex" xmlns:cx7="http://schemas.microsoft.com/office/drawing/2016/5/13/chartex" xmlns:cx8="http://schemas.microsoft.com/office/drawing/2016/5/14/chartex" xmlns:mc="http://schemas.openxmlformats.org/markup-compatibility/2006" xmlns:aink="http://schemas.microsoft.com/office/drawing/2016/ink" xmlns:am3d="http://schemas.microsoft.com/office/drawing/2017/model3d" xmlns:o="urn:schemas-microsoft-com:office:office" xmlns:r="http://schemas.openxmlformats.org/officeDocument/2006/relationships" xmlns:m="http://schemas.openxmlformats.org/officeDocument/2006/math" xmlns:v="urn:schemas-microsoft-com:vml" xmlns:wp14="http://schemas.microsoft.com/office/word/2010/wordprocessingDrawing" xmlns:wp="http://schemas.openxmlformats.org/drawingml/2006/wordprocessingDrawing" xmlns:w10="urn:schemas-microsoft-com:office:word" xmlns:w="http://schemas.openxmlformats.org/wordprocessingml/2006/main" xmlns:w14="http://schemas.microsoft.com/office/word/2010/wordml" xmlns:w15="http://schemas.microsoft.com/office/word/2012/wordml" xmlns:w16cex="http://schemas.microsoft.com/office/word/2018/wordml/cex" xmlns:w16cid="http://schemas.microsoft.com/office/word/2016/wordml/cid" xmlns:w16="http://schemas.microsoft.com/office/word/2018/wordml" xmlns:w16se="http://schemas.microsoft.com/office/word/2015/wordml/symex" xmlns:wpg="http://schemas.microsoft.com/office/word/2010/wordprocessingGroup" xmlns:wpi="http://schemas.microsoft.com/office/word/2010/wordprocessingInk" xmlns:wne="http://schemas.microsoft.com/office/word/2006/wordml" xmlns:wps="http://schemas.microsoft.com/office/word/2010/wordprocessingShape" mc:Ignorable="w14 w15 w16se w16cid w16 w16cex wp14">
   <w:abstractNum w:abstractNumId="0" w15:restartNumberingAfterBreak="0">
     <w:nsid w:val="0E59306D"/>
     <w:multiLevelType w:val="hybridMultilevel"/>
@@ -4039,23 +4143,23 @@
       </w:rPr>
     </w:lvl>
   </w:abstractNum>
-  <w:num w:numId="1" w16cid:durableId="108013340">
+  <w:num w:numId="1">
     <w:abstractNumId w:val="1"/>
   </w:num>
-  <w:num w:numId="2" w16cid:durableId="397824317">
+  <w:num w:numId="2">
     <w:abstractNumId w:val="2"/>
   </w:num>
-  <w:num w:numId="3" w16cid:durableId="2121215331">
+  <w:num w:numId="3">
     <w:abstractNumId w:val="0"/>
   </w:num>
-  <w:num w:numId="4" w16cid:durableId="1550802026">
+  <w:num w:numId="4">
     <w:abstractNumId w:val="3"/>
   </w:num>
 </w:numbering>
 </file>
 
 <file path=word/styles.xml><?xml version="1.0" encoding="utf-8"?>
-<w:styles xmlns:mc="http://schemas.openxmlformats.org/markup-compatibility/2006" xmlns:r="http://schemas.openxmlformats.org/officeDocument/2006/relationships" xmlns:w="http://schemas.openxmlformats.org/wordprocessingml/2006/main" xmlns:w14="http://schemas.microsoft.com/office/word/2010/wordml" xmlns:w15="http://schemas.microsoft.com/office/word/2012/wordml" xmlns:w16cex="http://schemas.microsoft.com/office/word/2018/wordml/cex" xmlns:w16cid="http://schemas.microsoft.com/office/word/2016/wordml/cid" xmlns:w16="http://schemas.microsoft.com/office/word/2018/wordml" xmlns:w16sdtdh="http://schemas.microsoft.com/office/word/2020/wordml/sdtdatahash" xmlns:w16se="http://schemas.microsoft.com/office/word/2015/wordml/symex" mc:Ignorable="w14 w15 w16se w16cid w16 w16cex w16sdtdh">
+<w:styles xmlns:mc="http://schemas.openxmlformats.org/markup-compatibility/2006" xmlns:r="http://schemas.openxmlformats.org/officeDocument/2006/relationships" xmlns:w="http://schemas.openxmlformats.org/wordprocessingml/2006/main" xmlns:w14="http://schemas.microsoft.com/office/word/2010/wordml" xmlns:w15="http://schemas.microsoft.com/office/word/2012/wordml" xmlns:w16cex="http://schemas.microsoft.com/office/word/2018/wordml/cex" xmlns:w16cid="http://schemas.microsoft.com/office/word/2016/wordml/cid" xmlns:w16="http://schemas.microsoft.com/office/word/2018/wordml" xmlns:w16se="http://schemas.microsoft.com/office/word/2015/wordml/symex" mc:Ignorable="w14 w15 w16se w16cid w16 w16cex">
   <w:docDefaults>
     <w:rPrDefault>
       <w:rPr>
